--- a/docs/ProjectdocInfo/UserFlow/User Flow.docx
+++ b/docs/ProjectdocInfo/UserFlow/User Flow.docx
@@ -613,7 +613,7 @@
       <w:r>
         <w:drawing>
           <wp:inline distT="0" distB="0" distL="0" distR="0">
-            <wp:extent cx="6267450" cy="6315075"/>
+            <wp:extent cx="6267450" cy="6257925"/>
             <wp:effectExtent t="0" r="0" b="0" l="0"/>
             <wp:docPr id="1" name="" descr="" title=""/>
             <wp:cNvGraphicFramePr>
@@ -644,7 +644,7 @@
                   <pic:spPr bwMode="auto">
                     <a:xfrm>
                       <a:off x="0" y="0"/>
-                      <a:ext cx="6267450" cy="6315075"/>
+                      <a:ext cx="6267450" cy="6257925"/>
                     </a:xfrm>
                     <a:prstGeom prst="rect">
                       <a:avLst/>
@@ -732,7 +732,7 @@
       <w:r>
         <w:drawing>
           <wp:inline distT="0" distB="0" distL="0" distR="0">
-            <wp:extent cx="4724400" cy="2895600"/>
+            <wp:extent cx="5943600" cy="3048000"/>
             <wp:effectExtent t="0" r="0" b="0" l="0"/>
             <wp:docPr id="1" name="" descr="" title=""/>
             <wp:cNvGraphicFramePr>
@@ -763,7 +763,7 @@
                   <pic:spPr bwMode="auto">
                     <a:xfrm>
                       <a:off x="0" y="0"/>
-                      <a:ext cx="4724400" cy="2895600"/>
+                      <a:ext cx="5943600" cy="3048000"/>
                     </a:xfrm>
                     <a:prstGeom prst="rect">
                       <a:avLst/>
@@ -806,7 +806,7 @@
       <w:r>
         <w:drawing>
           <wp:inline distT="0" distB="0" distL="0" distR="0">
-            <wp:extent cx="4505325" cy="8601075"/>
+            <wp:extent cx="4591050" cy="8601075"/>
             <wp:effectExtent t="0" r="0" b="0" l="0"/>
             <wp:docPr id="1" name="" descr="" title=""/>
             <wp:cNvGraphicFramePr>
@@ -837,7 +837,7 @@
                   <pic:spPr bwMode="auto">
                     <a:xfrm>
                       <a:off x="0" y="0"/>
-                      <a:ext cx="4505325" cy="8601075"/>
+                      <a:ext cx="4591050" cy="8601075"/>
                     </a:xfrm>
                     <a:prstGeom prst="rect">
                       <a:avLst/>
@@ -880,7 +880,7 @@
       <w:r>
         <w:drawing>
           <wp:inline distT="0" distB="0" distL="0" distR="0">
-            <wp:extent cx="2971800" cy="4038600"/>
+            <wp:extent cx="3048000" cy="4038600"/>
             <wp:effectExtent t="0" r="0" b="0" l="0"/>
             <wp:docPr id="1" name="" descr="" title=""/>
             <wp:cNvGraphicFramePr>
@@ -911,7 +911,7 @@
                   <pic:spPr bwMode="auto">
                     <a:xfrm>
                       <a:off x="0" y="0"/>
-                      <a:ext cx="2971800" cy="4038600"/>
+                      <a:ext cx="3048000" cy="4038600"/>
                     </a:xfrm>
                     <a:prstGeom prst="rect">
                       <a:avLst/>
@@ -972,7 +972,7 @@
       <w:r>
         <w:drawing>
           <wp:inline distT="0" distB="0" distL="0" distR="0">
-            <wp:extent cx="4610100" cy="7010400"/>
+            <wp:extent cx="4686300" cy="6400800"/>
             <wp:effectExtent t="0" r="0" b="0" l="0"/>
             <wp:docPr id="1" name="" descr="" title=""/>
             <wp:cNvGraphicFramePr>
@@ -1003,7 +1003,7 @@
                   <pic:spPr bwMode="auto">
                     <a:xfrm>
                       <a:off x="0" y="0"/>
-                      <a:ext cx="4610100" cy="7010400"/>
+                      <a:ext cx="4686300" cy="6400800"/>
                     </a:xfrm>
                     <a:prstGeom prst="rect">
                       <a:avLst/>
@@ -1046,7 +1046,7 @@
       <w:r>
         <w:drawing>
           <wp:inline distT="0" distB="0" distL="0" distR="0">
-            <wp:extent cx="5610225" cy="5410200"/>
+            <wp:extent cx="5686425" cy="4648200"/>
             <wp:effectExtent t="0" r="0" b="0" l="0"/>
             <wp:docPr id="1" name="" descr="" title=""/>
             <wp:cNvGraphicFramePr>
@@ -1077,7 +1077,7 @@
                   <pic:spPr bwMode="auto">
                     <a:xfrm>
                       <a:off x="0" y="0"/>
-                      <a:ext cx="5610225" cy="5410200"/>
+                      <a:ext cx="5686425" cy="4648200"/>
                     </a:xfrm>
                     <a:prstGeom prst="rect">
                       <a:avLst/>
@@ -1131,7 +1131,7 @@
       <w:r>
         <w:drawing>
           <wp:inline distT="0" distB="0" distL="0" distR="0">
-            <wp:extent cx="9391650" cy="4171950"/>
+            <wp:extent cx="9391650" cy="4114800"/>
             <wp:effectExtent t="0" r="0" b="0" l="0"/>
             <wp:docPr id="1" name="" descr="" title=""/>
             <wp:cNvGraphicFramePr>
@@ -1162,7 +1162,7 @@
                   <pic:spPr bwMode="auto">
                     <a:xfrm>
                       <a:off x="0" y="0"/>
-                      <a:ext cx="9391650" cy="4171950"/>
+                      <a:ext cx="9391650" cy="4114800"/>
                     </a:xfrm>
                     <a:prstGeom prst="rect">
                       <a:avLst/>
@@ -1194,7 +1194,7 @@
         <w:spacing w:after="120"/>
       </w:pPr>
       <w:r>
-        <w:t xml:space="preserve">A Factory Worker cannot reopen a Completed process (Admin only), cannot change QT, customers, products or materials, and cannot open Accounting or Users.</w:t>
+        <w:t xml:space="preserve">A Factory Worker cannot reopen a Completed process (Admin only), cannot change QT, customers, products or materials, and cannot open Accounting or Users. The first entry of the menu of a Factory Worker is labelled "Today"; it opens the same Dashboard.</w:t>
       </w:r>
     </w:p>
     <w:p>
@@ -1225,7 +1225,7 @@
       <w:r>
         <w:drawing>
           <wp:inline distT="0" distB="0" distL="0" distR="0">
-            <wp:extent cx="6096000" cy="8601075"/>
+            <wp:extent cx="6029325" cy="8601075"/>
             <wp:effectExtent t="0" r="0" b="0" l="0"/>
             <wp:docPr id="1" name="" descr="" title=""/>
             <wp:cNvGraphicFramePr>
@@ -1256,7 +1256,7 @@
                   <pic:spPr bwMode="auto">
                     <a:xfrm>
                       <a:off x="0" y="0"/>
-                      <a:ext cx="6096000" cy="8601075"/>
+                      <a:ext cx="6029325" cy="8601075"/>
                     </a:xfrm>
                     <a:prstGeom prst="rect">
                       <a:avLst/>
@@ -1319,7 +1319,7 @@
       <w:r>
         <w:drawing>
           <wp:inline distT="0" distB="0" distL="0" distR="0">
-            <wp:extent cx="8858250" cy="5467350"/>
+            <wp:extent cx="9144000" cy="5105400"/>
             <wp:effectExtent t="0" r="0" b="0" l="0"/>
             <wp:docPr id="1" name="" descr="" title=""/>
             <wp:cNvGraphicFramePr>
@@ -1350,7 +1350,7 @@
                   <pic:spPr bwMode="auto">
                     <a:xfrm>
                       <a:off x="0" y="0"/>
-                      <a:ext cx="8858250" cy="5467350"/>
+                      <a:ext cx="9144000" cy="5105400"/>
                     </a:xfrm>
                     <a:prstGeom prst="rect">
                       <a:avLst/>
@@ -1413,7 +1413,7 @@
       <w:r>
         <w:drawing>
           <wp:inline distT="0" distB="0" distL="0" distR="0">
-            <wp:extent cx="4895850" cy="8601075"/>
+            <wp:extent cx="6267450" cy="8181975"/>
             <wp:effectExtent t="0" r="0" b="0" l="0"/>
             <wp:docPr id="1" name="" descr="" title=""/>
             <wp:cNvGraphicFramePr>
@@ -1444,7 +1444,7 @@
                   <pic:spPr bwMode="auto">
                     <a:xfrm>
                       <a:off x="0" y="0"/>
-                      <a:ext cx="4895850" cy="8601075"/>
+                      <a:ext cx="6267450" cy="8181975"/>
                     </a:xfrm>
                     <a:prstGeom prst="rect">
                       <a:avLst/>
@@ -1472,6 +1472,15 @@
     </w:p>
     <w:p>
       <w:pPr>
+        <w:keepNext w:val="false"/>
+        <w:spacing w:after="120"/>
+      </w:pPr>
+      <w:r>
+        <w:t xml:space="preserve">The Accounting page has two sides: customers pay us (the tabs To invoice, Waiting for payment, Paid) and we pay suppliers (the tabs To pay and Paid out, which list the received purchase orders; the payment itself is recorded on the PO page, see Purchase).</w:t>
+      </w:r>
+    </w:p>
+    <w:p>
+      <w:pPr>
         <w:sectPr>
           <w:footerReference w:type="default" r:id="rId10"/>
           <w:pgSz w:w="11907" w:h="16840" w:orient="portrait"/>
@@ -1498,7 +1507,7 @@
       <w:r>
         <w:drawing>
           <wp:inline distT="0" distB="0" distL="0" distR="0">
-            <wp:extent cx="9391650" cy="3305175"/>
+            <wp:extent cx="9391650" cy="2619375"/>
             <wp:effectExtent t="0" r="0" b="0" l="0"/>
             <wp:docPr id="1" name="" descr="" title=""/>
             <wp:cNvGraphicFramePr>
@@ -1529,7 +1538,7 @@
                   <pic:spPr bwMode="auto">
                     <a:xfrm>
                       <a:off x="0" y="0"/>
-                      <a:ext cx="9391650" cy="3305175"/>
+                      <a:ext cx="9391650" cy="2619375"/>
                     </a:xfrm>
                     <a:prstGeom prst="rect">
                       <a:avLst/>
@@ -1561,7 +1570,7 @@
         <w:spacing w:after="120"/>
       </w:pPr>
       <w:r>
-        <w:t xml:space="preserve">Sale Worker: view customers and products. Factory Worker: view products and suppliers.</w:t>
+        <w:t xml:space="preserve">Sale Worker: view customers and products. Factory Worker: view products and suppliers. Materials are not here: the Admin adds, edits and deletes them in Stock, Materials.</w:t>
       </w:r>
     </w:p>
     <w:p>
@@ -3750,7 +3759,7 @@
       <w:r>
         <w:drawing>
           <wp:inline distT="0" distB="0" distL="0" distR="0">
-            <wp:extent cx="6019800" cy="4038600"/>
+            <wp:extent cx="6096000" cy="4038600"/>
             <wp:effectExtent t="0" r="0" b="0" l="0"/>
             <wp:docPr id="1" name="" descr="" title=""/>
             <wp:cNvGraphicFramePr>
@@ -3781,7 +3790,7 @@
                   <pic:spPr bwMode="auto">
                     <a:xfrm>
                       <a:off x="0" y="0"/>
-                      <a:ext cx="6019800" cy="4038600"/>
+                      <a:ext cx="6096000" cy="4038600"/>
                     </a:xfrm>
                     <a:prstGeom prst="rect">
                       <a:avLst/>

--- a/docs/ProjectdocInfo/UserFlow/User Flow.docx
+++ b/docs/ProjectdocInfo/UserFlow/User Flow.docx
@@ -1131,7 +1131,7 @@
       <w:r>
         <w:drawing>
           <wp:inline distT="0" distB="0" distL="0" distR="0">
-            <wp:extent cx="9391650" cy="4114800"/>
+            <wp:extent cx="9391650" cy="4048125"/>
             <wp:effectExtent t="0" r="0" b="0" l="0"/>
             <wp:docPr id="1" name="" descr="" title=""/>
             <wp:cNvGraphicFramePr>
@@ -1162,7 +1162,7 @@
                   <pic:spPr bwMode="auto">
                     <a:xfrm>
                       <a:off x="0" y="0"/>
-                      <a:ext cx="9391650" cy="4114800"/>
+                      <a:ext cx="9391650" cy="4048125"/>
                     </a:xfrm>
                     <a:prstGeom prst="rect">
                       <a:avLst/>
